--- a/public/template-report.docx
+++ b/public/template-report.docx
@@ -815,7 +815,7 @@
               <w:rPr>
                 <w:rFonts w:asciiTheme="majorHAnsi" w:hAnsiTheme="majorHAnsi"/>
               </w:rPr>
-              <w:t>30</w:t>
+              <w:t>25</w:t>
             </w:r>
           </w:p>
         </w:tc>
@@ -852,7 +852,7 @@
                 <w:rFonts w:asciiTheme="majorHAnsi" w:hAnsiTheme="majorHAnsi"/>
                 <w:lang w:val="vi-VN"/>
               </w:rPr>
-              <w:t>40</w:t>
+              <w:t>50</w:t>
             </w:r>
           </w:p>
         </w:tc>
@@ -888,7 +888,7 @@
               <w:rPr>
                 <w:rFonts w:asciiTheme="majorHAnsi" w:hAnsiTheme="majorHAnsi"/>
               </w:rPr>
-              <w:t>30</w:t>
+              <w:t>25</w:t>
             </w:r>
           </w:p>
         </w:tc>
